--- a/memoire-ngoma/livrables/Annexe_9_Donnees_de_routine_du_district.docx
+++ b/memoire-ngoma/livrables/Annexe_9_Donnees_de_routine_du_district.docx
@@ -3674,7 +3674,7 @@
                 <w:sz w:val="19"/>
                 <w:szCs w:val="19"/>
               </w:rPr>
-              <w:t xml:space="preserve">Dépistages glycémiques en CPN</w:t>
+              <w:t xml:space="preserve">Glycémies de première CPN (part des CPN1)</w:t>
             </w:r>
           </w:p>
         </w:tc>
@@ -3927,7 +3927,7 @@
                 <w:sz w:val="19"/>
                 <w:szCs w:val="19"/>
               </w:rPr>
-              <w:t xml:space="preserve">350 (41 %)</w:t>
+              <w:t xml:space="preserve">500 (58 %)</w:t>
             </w:r>
           </w:p>
         </w:tc>
@@ -4052,7 +4052,7 @@
                 <w:sz w:val="19"/>
                 <w:szCs w:val="19"/>
               </w:rPr>
-              <w:t xml:space="preserve">790 (80 %)</w:t>
+              <w:t xml:space="preserve">810 (82 %)</w:t>
             </w:r>
           </w:p>
         </w:tc>
@@ -4177,7 +4177,7 @@
                 <w:sz w:val="19"/>
                 <w:szCs w:val="19"/>
               </w:rPr>
-              <w:t xml:space="preserve">aucun : glucomètre réservé à la consultation MNT</w:t>
+              <w:t xml:space="preserve">340 (61 %) — test fait les jours de présence de la professionnelle formée</w:t>
             </w:r>
           </w:p>
         </w:tc>
@@ -4302,7 +4302,7 @@
                 <w:sz w:val="19"/>
                 <w:szCs w:val="19"/>
               </w:rPr>
-              <w:t xml:space="preserve">250 (58 %)</w:t>
+              <w:t xml:space="preserve">300 (70 %)</w:t>
             </w:r>
           </w:p>
         </w:tc>
@@ -4427,7 +4427,7 @@
                 <w:sz w:val="19"/>
                 <w:szCs w:val="19"/>
               </w:rPr>
-              <w:t xml:space="preserve">450 (50 %)</w:t>
+              <w:t xml:space="preserve">430 (48 %)</w:t>
             </w:r>
           </w:p>
         </w:tc>
@@ -4552,7 +4552,7 @@
                 <w:sz w:val="19"/>
                 <w:szCs w:val="19"/>
               </w:rPr>
-              <w:t xml:space="preserve">aucun : glucomètre réservé à la consultation MNT</w:t>
+              <w:t xml:space="preserve">330 (56 %) — test fait les jours de présence de la professionnelle formée</w:t>
             </w:r>
           </w:p>
         </w:tc>
@@ -4677,7 +4677,7 @@
                 <w:sz w:val="19"/>
                 <w:szCs w:val="19"/>
               </w:rPr>
-              <w:t xml:space="preserve">aucun : glucomètre du laboratoire en panne (référence pour glycémie)</w:t>
+              <w:t xml:space="preserve">430 (70 %) — glucomètre en panne d'octobre à décembre</w:t>
             </w:r>
           </w:p>
         </w:tc>
@@ -4701,7 +4701,7 @@
                 <w:sz w:val="19"/>
                 <w:szCs w:val="19"/>
               </w:rPr>
-              <w:t xml:space="preserve">sans objet (appareil en panne)</w:t>
+              <w:t xml:space="preserve">0</w:t>
             </w:r>
           </w:p>
         </w:tc>
@@ -4802,7 +4802,7 @@
                 <w:sz w:val="19"/>
                 <w:szCs w:val="19"/>
               </w:rPr>
-              <w:t xml:space="preserve">aucun : glucomètre du laboratoire non livré</w:t>
+              <w:t xml:space="preserve">220 (92 %)</w:t>
             </w:r>
           </w:p>
         </w:tc>
@@ -4826,7 +4826,7 @@
                 <w:sz w:val="19"/>
                 <w:szCs w:val="19"/>
               </w:rPr>
-              <w:t xml:space="preserve">sans objet</w:t>
+              <w:t xml:space="preserve">0</w:t>
             </w:r>
           </w:p>
         </w:tc>
@@ -4927,7 +4927,7 @@
                 <w:sz w:val="19"/>
                 <w:szCs w:val="19"/>
               </w:rPr>
-              <w:t xml:space="preserve">610 (85 %)</w:t>
+              <w:t xml:space="preserve">650 (90 %)</w:t>
             </w:r>
           </w:p>
         </w:tc>
@@ -5052,7 +5052,7 @@
                 <w:sz w:val="19"/>
                 <w:szCs w:val="19"/>
               </w:rPr>
-              <w:t xml:space="preserve">300 (46 %)</w:t>
+              <w:t xml:space="preserve">390 (60 %)</w:t>
             </w:r>
           </w:p>
         </w:tc>
@@ -5177,7 +5177,7 @@
                 <w:sz w:val="19"/>
                 <w:szCs w:val="19"/>
               </w:rPr>
-              <w:t xml:space="preserve">380 (70 %)</w:t>
+              <w:t xml:space="preserve">440 (81 %)</w:t>
             </w:r>
           </w:p>
         </w:tc>
@@ -5427,7 +5427,7 @@
                 <w:sz w:val="19"/>
                 <w:szCs w:val="19"/>
               </w:rPr>
-              <w:t xml:space="preserve">aucun : glucomètre du laboratoire en panne (référence pour glycémie)</w:t>
+              <w:t xml:space="preserve">200 (38 %) — glucomètre en panne depuis juin</w:t>
             </w:r>
           </w:p>
         </w:tc>
@@ -5451,7 +5451,7 @@
                 <w:sz w:val="19"/>
                 <w:szCs w:val="19"/>
               </w:rPr>
-              <w:t xml:space="preserve">sans objet (appareil en panne)</w:t>
+              <w:t xml:space="preserve">sans objet depuis la panne</w:t>
             </w:r>
           </w:p>
         </w:tc>
@@ -5552,7 +5552,7 @@
                 <w:sz w:val="19"/>
                 <w:szCs w:val="19"/>
               </w:rPr>
-              <w:t xml:space="preserve">aucun : glucomètre réservé à la consultation MNT</w:t>
+              <w:t xml:space="preserve">390 (78 %) — test suspendu pendant les congés de la professionnelle formée</w:t>
             </w:r>
           </w:p>
         </w:tc>
